--- a/output/coverletters/gh_cover_job-board.docx
+++ b/output/coverletters/gh_cover_job-board.docx
@@ -4,17 +4,17 @@
   <w:body>
     <w:p>
       <w:r>
-        <w:t>I am excited to apply for the AI Automation Engineer position at Route, as my background in Computer Science, with a focus on AI and Machine Learning, aligns seamlessly with the requirements of this role. My experience in automating workflows and optimizing AI architectures has equipped me with the necessary skills to contribute effectively to your team.</w:t>
+        <w:t>I am excited to apply for the Implementation Engineer position at Route. My M.S. in Computer Science and experience in software engineering and machine learning uniquely position me to contribute to building impactful software solutions that enhance operational efficiency and customer experience.</w:t>
       </w:r>
     </w:p>
     <w:p>
       <w:r>
-        <w:t>During my recent internship, I automated a complex workflow that reduced processing time by 30%, significantly boosting operational efficiency. Additionally, I built a predictive model that improved decision-making for the project, demonstrating my ability to leverage my technical skills to deliver tangible results.</w:t>
+        <w:t>In a previous academic project, I developed predictive models using Python and Java that automated workflows and optimized AI architectures. This experience not only honed my programming skills but also taught me the importance of building reliable and maintainable software by integrating various system components and adhering to best practices in testing and deployment.</w:t>
       </w:r>
     </w:p>
     <w:p>
       <w:r>
-        <w:t>I am particularly impressed by Route's commitment to innovation in the AI space and would be thrilled to contribute to your mission. I look forward to the chance to discuss how my skills and experiences can add value to your team. Thank you for your consideration.</w:t>
+        <w:t>I am particularly drawn to Route's commitment to innovation and automation in the engineering space. I appreciate the collaborative environment you foster and am eager to bring my skills in automation and problem-solving to your team. I would welcome the opportunity to contribute to your organization and help drive excellence in software implementation. Thank you for considering my application.</w:t>
       </w:r>
     </w:p>
     <w:sectPr>

--- a/output/coverletters/gh_cover_job-board.docx
+++ b/output/coverletters/gh_cover_job-board.docx
@@ -4,17 +4,17 @@
   <w:body>
     <w:p>
       <w:r>
-        <w:t>I am excited to apply for the Implementation Engineer position at Route. My M.S. in Computer Science and experience in software engineering and machine learning uniquely position me to contribute to building impactful software solutions that enhance operational efficiency and customer experience.</w:t>
+        <w:t>I am excited to apply for the Implementation Engineer position at Route. My M.S. in Computer Science, with a specialization in AI and Machine Learning, equips me with the software engineering skills necessary to contribute to your team. My academic background and industry internship have prepared me well for developing impactful software solutions that streamline operations and enhance user experience.</w:t>
       </w:r>
     </w:p>
     <w:p>
       <w:r>
-        <w:t>In a previous academic project, I developed predictive models using Python and Java that automated workflows and optimized AI architectures. This experience not only honed my programming skills but also taught me the importance of building reliable and maintainable software by integrating various system components and adhering to best practices in testing and deployment.</w:t>
+        <w:t>In a recent project, I collaborated on developing automation tools using Python and Java, which significantly improved the efficiency of data processing workflows. This experience honed my abilities in integrating diverse components and creating scalable applications, essential for building reliable, production-ready software at Route. I value collaboration and continuous improvement, as demonstrated in my iterative approach towards project development.</w:t>
       </w:r>
     </w:p>
     <w:p>
       <w:r>
-        <w:t>I am particularly drawn to Route's commitment to innovation and automation in the engineering space. I appreciate the collaborative environment you foster and am eager to bring my skills in automation and problem-solving to your team. I would welcome the opportunity to contribute to your organization and help drive excellence in software implementation. Thank you for considering my application.</w:t>
+        <w:t>I am particularly drawn to Route's emphasis on innovative technology solutions and operational efficiency. I am eager to leverage my background in machine learning and software development to contribute meaningfully as your Implementation Engineer. I welcome the opportunity to join your team and help advance Route’s mission of delivering exceptional service and reliability. Thank you for considering my application.</w:t>
       </w:r>
     </w:p>
     <w:sectPr>

--- a/output/coverletters/gh_cover_job-board.docx
+++ b/output/coverletters/gh_cover_job-board.docx
@@ -4,17 +4,17 @@
   <w:body>
     <w:p>
       <w:r>
-        <w:t>I am excited to apply for the Implementation Engineer position at Route. My M.S. in Computer Science, with a specialization in AI and Machine Learning, equips me with the software engineering skills necessary to contribute to your team. My academic background and industry internship have prepared me well for developing impactful software solutions that streamline operations and enhance user experience.</w:t>
+        <w:t>I am excited to apply for the Implementation Engineer position at Route. My M.S. in Computer Science and experience in software engineering and machine learning uniquely position me to contribute to building impactful software solutions that enhance operational efficiency and customer experience.</w:t>
       </w:r>
     </w:p>
     <w:p>
       <w:r>
-        <w:t>In a recent project, I collaborated on developing automation tools using Python and Java, which significantly improved the efficiency of data processing workflows. This experience honed my abilities in integrating diverse components and creating scalable applications, essential for building reliable, production-ready software at Route. I value collaboration and continuous improvement, as demonstrated in my iterative approach towards project development.</w:t>
+        <w:t>In a previous academic project, I developed predictive models using Python and Java that automated workflows and optimized AI architectures. This experience not only honed my programming skills but also taught me the importance of building reliable and maintainable software by integrating various system components and adhering to best practices in testing and deployment.</w:t>
       </w:r>
     </w:p>
     <w:p>
       <w:r>
-        <w:t>I am particularly drawn to Route's emphasis on innovative technology solutions and operational efficiency. I am eager to leverage my background in machine learning and software development to contribute meaningfully as your Implementation Engineer. I welcome the opportunity to join your team and help advance Route’s mission of delivering exceptional service and reliability. Thank you for considering my application.</w:t>
+        <w:t>I am particularly drawn to Route's commitment to innovation and automation in the engineering space. I appreciate the collaborative environment you foster and am eager to bring my skills in automation and problem-solving to your team. I would welcome the opportunity to contribute to your organization and help drive excellence in software implementation. Thank you for considering my application.</w:t>
       </w:r>
     </w:p>
     <w:sectPr>
